--- a/Quiz/Lecture 9 Quiz ANS.docx
+++ b/Quiz/Lecture 9 Quiz ANS.docx
@@ -6,7 +6,7 @@
       <w:pPr>
         <w:spacing w:after="0" w:line="240" w:lineRule="auto"/>
         <w:rPr>
-          <w:rFonts w:eastAsiaTheme="minorEastAsia" w:hint="eastAsia"/>
+          <w:rFonts w:eastAsiaTheme="minorEastAsia"/>
           <w:lang w:eastAsia="zh-CN"/>
         </w:rPr>
       </w:pPr>
@@ -56,19 +56,51 @@
           <w:rFonts w:eastAsia="Georgia" w:hAnsi="Georgia" w:cs="Georgia"/>
           <w:color w:val="000000"/>
         </w:rPr>
-        <w:t>A. eBGP is used inside one AS, while iBGP is used between different ASes.</w:t>
-      </w:r>
-    </w:p>
-    <w:p>
-      <w:pPr>
-        <w:spacing w:after="0" w:line="240" w:lineRule="auto"/>
-      </w:pPr>
-      <w:r>
-        <w:rPr>
-          <w:rFonts w:eastAsia="Georgia" w:hAnsi="Georgia" w:cs="Georgia"/>
-          <w:color w:val="000000"/>
-        </w:rPr>
-        <w:t>B. eBGP is between routers in different ASes, while iBGP distributes externally learned routes within the same AS.</w:t>
+        <w:t xml:space="preserve">A. eBGP is used inside one AS, while iBGP is used between different </w:t>
+      </w:r>
+      <w:proofErr w:type="spellStart"/>
+      <w:r>
+        <w:rPr>
+          <w:rFonts w:eastAsia="Georgia" w:hAnsi="Georgia" w:cs="Georgia"/>
+          <w:color w:val="000000"/>
+        </w:rPr>
+        <w:t>ASes</w:t>
+      </w:r>
+      <w:proofErr w:type="spellEnd"/>
+      <w:r>
+        <w:rPr>
+          <w:rFonts w:eastAsia="Georgia" w:hAnsi="Georgia" w:cs="Georgia"/>
+          <w:color w:val="000000"/>
+        </w:rPr>
+        <w:t>.</w:t>
+      </w:r>
+    </w:p>
+    <w:p>
+      <w:pPr>
+        <w:spacing w:after="0" w:line="240" w:lineRule="auto"/>
+      </w:pPr>
+      <w:r>
+        <w:rPr>
+          <w:rFonts w:eastAsia="Georgia" w:hAnsi="Georgia" w:cs="Georgia"/>
+          <w:color w:val="000000"/>
+        </w:rPr>
+        <w:t xml:space="preserve">B. eBGP is between routers in different </w:t>
+      </w:r>
+      <w:proofErr w:type="spellStart"/>
+      <w:r>
+        <w:rPr>
+          <w:rFonts w:eastAsia="Georgia" w:hAnsi="Georgia" w:cs="Georgia"/>
+          <w:color w:val="000000"/>
+        </w:rPr>
+        <w:t>ASes</w:t>
+      </w:r>
+      <w:proofErr w:type="spellEnd"/>
+      <w:r>
+        <w:rPr>
+          <w:rFonts w:eastAsia="Georgia" w:hAnsi="Georgia" w:cs="Georgia"/>
+          <w:color w:val="000000"/>
+        </w:rPr>
+        <w:t>, while iBGP distributes externally learned routes within the same AS.</w:t>
       </w:r>
     </w:p>
     <w:p>
@@ -119,7 +151,23 @@
           <w:rFonts w:eastAsia="Georgia" w:hAnsi="Georgia" w:cs="Georgia"/>
           <w:color w:val="000000"/>
         </w:rPr>
-        <w:t xml:space="preserve"> eBGP is between different ASes, while iBGP distributes externally learned routes inside the same AS.</w:t>
+        <w:t xml:space="preserve"> eBGP is between different </w:t>
+      </w:r>
+      <w:proofErr w:type="spellStart"/>
+      <w:r>
+        <w:rPr>
+          <w:rFonts w:eastAsia="Georgia" w:hAnsi="Georgia" w:cs="Georgia"/>
+          <w:color w:val="000000"/>
+        </w:rPr>
+        <w:t>ASes</w:t>
+      </w:r>
+      <w:proofErr w:type="spellEnd"/>
+      <w:r>
+        <w:rPr>
+          <w:rFonts w:eastAsia="Georgia" w:hAnsi="Georgia" w:cs="Georgia"/>
+          <w:color w:val="000000"/>
+        </w:rPr>
+        <w:t>, while iBGP distributes externally learned routes inside the same AS.</w:t>
       </w:r>
     </w:p>
     <w:p>
@@ -147,7 +195,23 @@
           <w:rFonts w:eastAsia="Georgia" w:hAnsi="Georgia" w:cs="Georgia"/>
           <w:color w:val="000000"/>
         </w:rPr>
-        <w:t>A. To advertise prefixes to neighboring ASes.</w:t>
+        <w:t xml:space="preserve">A. To advertise prefixes to neighboring </w:t>
+      </w:r>
+      <w:proofErr w:type="spellStart"/>
+      <w:r>
+        <w:rPr>
+          <w:rFonts w:eastAsia="Georgia" w:hAnsi="Georgia" w:cs="Georgia"/>
+          <w:color w:val="000000"/>
+        </w:rPr>
+        <w:t>ASes</w:t>
+      </w:r>
+      <w:proofErr w:type="spellEnd"/>
+      <w:r>
+        <w:rPr>
+          <w:rFonts w:eastAsia="Georgia" w:hAnsi="Georgia" w:cs="Georgia"/>
+          <w:color w:val="000000"/>
+        </w:rPr>
+        <w:t>.</w:t>
       </w:r>
     </w:p>
     <w:p>
@@ -543,7 +607,23 @@
           <w:rFonts w:eastAsia="Georgia" w:hAnsi="Georgia" w:cs="Georgia"/>
           <w:color w:val="000000"/>
         </w:rPr>
-        <w:t>A. Keep packets inside your own AS as long as possible.</w:t>
+        <w:t xml:space="preserve">A. Keep packets inside your own AS </w:t>
+      </w:r>
+      <w:proofErr w:type="spellStart"/>
+      <w:r>
+        <w:rPr>
+          <w:rFonts w:eastAsia="Georgia" w:hAnsi="Georgia" w:cs="Georgia"/>
+          <w:color w:val="000000"/>
+        </w:rPr>
+        <w:t>as</w:t>
+      </w:r>
+      <w:proofErr w:type="spellEnd"/>
+      <w:r>
+        <w:rPr>
+          <w:rFonts w:eastAsia="Georgia" w:hAnsi="Georgia" w:cs="Georgia"/>
+          <w:color w:val="000000"/>
+        </w:rPr>
+        <w:t xml:space="preserve"> long as possible.</w:t>
       </w:r>
     </w:p>
     <w:p>
@@ -706,7 +786,23 @@
           <w:rFonts w:eastAsia="Georgia" w:hAnsi="Georgia" w:cs="Georgia"/>
           <w:color w:val="000000"/>
         </w:rPr>
-        <w:t xml:space="preserve">C. The number of ASes in the path, where </w:t>
+        <w:t xml:space="preserve">C. The number of </w:t>
+      </w:r>
+      <w:proofErr w:type="spellStart"/>
+      <w:r>
+        <w:rPr>
+          <w:rFonts w:eastAsia="Georgia" w:hAnsi="Georgia" w:cs="Georgia"/>
+          <w:color w:val="000000"/>
+        </w:rPr>
+        <w:t>ASes</w:t>
+      </w:r>
+      <w:proofErr w:type="spellEnd"/>
+      <w:r>
+        <w:rPr>
+          <w:rFonts w:eastAsia="Georgia" w:hAnsi="Georgia" w:cs="Georgia"/>
+          <w:color w:val="000000"/>
+        </w:rPr>
+        <w:t xml:space="preserve"> in the path, where </w:t>
       </w:r>
       <w:proofErr w:type="gramStart"/>
       <w:r>
@@ -909,7 +1005,23 @@
           <w:rFonts w:eastAsia="Georgia" w:hAnsi="Georgia" w:cs="Georgia"/>
           <w:color w:val="000000"/>
         </w:rPr>
-        <w:t>B. KeepAlive.</w:t>
+        <w:t xml:space="preserve">B. </w:t>
+      </w:r>
+      <w:proofErr w:type="spellStart"/>
+      <w:r>
+        <w:rPr>
+          <w:rFonts w:eastAsia="Georgia" w:hAnsi="Georgia" w:cs="Georgia"/>
+          <w:color w:val="000000"/>
+        </w:rPr>
+        <w:t>KeepAlive</w:t>
+      </w:r>
+      <w:proofErr w:type="spellEnd"/>
+      <w:r>
+        <w:rPr>
+          <w:rFonts w:eastAsia="Georgia" w:hAnsi="Georgia" w:cs="Georgia"/>
+          <w:color w:val="000000"/>
+        </w:rPr>
+        <w:t>.</w:t>
       </w:r>
     </w:p>
     <w:p>
